--- a/companies/calderwood-partners/Engagements/Scott, Smith and Edwards/2020.07.01 - Status Report - Scott, Smith and Edwards v2 FINAL.docx
+++ b/companies/calderwood-partners/Engagements/Scott, Smith and Edwards/2020.07.01 - Status Report - Scott, Smith and Edwards v2 FINAL.docx
@@ -7,12 +7,12 @@
         <w:pStyle w:val="Heading1"/>
       </w:pPr>
       <w:r>
-        <w:t>Status Report: Service Delivery Redesign</w:t>
+        <w:t>Status Report: Service Delivery Redesign for Scott, Smith and Edwards</w:t>
       </w:r>
     </w:p>
     <w:p>
       <w:r>
-        <w:t>Prepared for the leadership of Scott, Smith and Edwards by Julie Vasquez. This report covers the engagement to its current midpoint.</w:t>
+        <w:t>Prepared by Julie Vasquez for the leadership of Scott, Smith and Edwards, covering progress since the last report.</w:t>
       </w:r>
     </w:p>
     <w:p>
@@ -20,22 +20,12 @@
         <w:pStyle w:val="Heading2"/>
       </w:pPr>
       <w:r>
-        <w:t>Where the engagement stands</w:t>
+        <w:t>Where things stand</w:t>
       </w:r>
     </w:p>
     <w:p>
       <w:r>
-        <w:t>The engagement is at its midpoint. The diagnostic phase is complete and its findings are settled with your team; the design phase is under way. Against the fixed fee of $42,000, which covers the engagement in full, the work is proceeding within the scope and pace set out in the engagement letter, and we do not foresee a change to either. Put briefly: the current-state picture held up to your team's scrutiny, it pointed clearly at where the largest gains sit, and the design work now under way is aimed squarely at those points rather than spread across the whole operation.</w:t>
-      </w:r>
-    </w:p>
-    <w:p>
-      <w:r>
-        <w:t>For the record, the central finding from the diagnostic is worth restating, since the design phase rests on it. Most of the elapsed time in a typical piece of work at Scott, Smith and Edwards is spent waiting between stages, not inside them, and the largest single source of avoidable cost is rework caused by incomplete information handed across two particular points in the process. The redesign concentrates on those two points first. This is a deliberately narrow focus, chosen because the evidence for it is strongest, not because the rest of the operation is beyond improvement.</w:t>
-      </w:r>
-    </w:p>
-    <w:p>
-      <w:r>
-        <w:t>The design work itself is proceeding stage by stage rather than all at once. We are taking each of the two priority handoffs in turn, establishing what information has to be complete and correct at the point of handoff, and redesigning the step so that the receiving team is not left to chase what it needs. Each draft is measured back against the baseline, so that any claimed improvement is a number your team can check and not an assertion. Jason Torres reviews each draft before it is shown, and the versions that reach you will already have been tested against your service commitments.</w:t>
+        <w:t>The engagement is on schedule and on budget, and the work has reached the point where the current-state picture is settled and the design of the new service model has begun. The team holds a reconciled baseline of how Scott, Smith and Edwards delivers service today, the leadership has agreed the facts that baseline rests on, and the questions the redesign turns on are now framed clearly enough to work against. Nothing on the horizon threatens the timeline, though two items set out below will need attention to keep it that way.</w:t>
       </w:r>
     </w:p>
     <w:p>
@@ -43,7 +33,7 @@
         <w:pStyle w:val="Heading2"/>
       </w:pPr>
       <w:r>
-        <w:t>Completed this period</w:t>
+        <w:t>Progress this period</w:t>
       </w:r>
     </w:p>
     <w:p>
@@ -51,7 +41,7 @@
         <w:pStyle w:val="ListBullet"/>
       </w:pPr>
       <w:r>
-        <w:t>Closed the diagnostic phase. The current-state map and the stage-level cost and timing baseline are complete and agreed with your management team.</w:t>
+        <w:t>The current-state map is complete and has been reviewed with the client team, and it locates the main delays at the handoffs between functions rather than inside any one of them.</w:t>
       </w:r>
     </w:p>
     <w:p>
@@ -59,7 +49,7 @@
         <w:pStyle w:val="ListBullet"/>
       </w:pPr>
       <w:r>
-        <w:t>Identified the priority areas. Most avoidable delay and cost in the redesign for Scott, Smith and Edwards concentrate in two handoffs between service stages, and these are where the design effort is now focused.</w:t>
+        <w:t>The delivery baseline of volumes, cycle times, and cost is reconciled, with both sides agreed on the figures behind it.</w:t>
       </w:r>
     </w:p>
     <w:p>
@@ -67,7 +57,7 @@
         <w:pStyle w:val="ListBullet"/>
       </w:pPr>
       <w:r>
-        <w:t>Set the tests for the redesign. Any revised model must hold or improve your service commitments, remove genuine cost rather than move it between stages, and be workable for your existing teams.</w:t>
+        <w:t>The comparison set is assembled, with each outside reference kept against its source so that it can be checked rather than taken on faith.</w:t>
       </w:r>
     </w:p>
     <w:p>
@@ -75,7 +65,7 @@
         <w:pStyle w:val="ListBullet"/>
       </w:pPr>
       <w:r>
-        <w:t>Began the design of the revised handoffs. Jason Torres is leading this work, with the first draft due at the next working session.</w:t>
+        <w:t>The redesign questions have been framed and agreed with the client team as the focus of the next phase.</w:t>
       </w:r>
     </w:p>
     <w:p>
@@ -83,12 +73,12 @@
         <w:pStyle w:val="Heading2"/>
       </w:pPr>
       <w:r>
-        <w:t>Time and budget</w:t>
+        <w:t>The budget</w:t>
       </w:r>
     </w:p>
     <w:p>
       <w:r>
-        <w:t>The engagement is roughly half elapsed and, by our own estimate of effort, roughly half spent. Because the fixed fee of $42,000 is not billed against hours, there is no overrun to report in the usual sense. The point of this note is only to confirm that the remaining scope and the remaining budget are in proportion, and that nothing we can see in the design phase as it now stands would change that.</w:t>
+        <w:t>The engagement is being carried out against a fixed budget of $42,000, and roughly half of that has been consumed to date, which tracks the point the work has reached. The remaining budget is sufficient for the design and validation still ahead, and Jason Torres will flag it at once should the scope shift in a way that would change that judgment; as matters stand, no change to the fee is contemplated, and none is expected.</w:t>
       </w:r>
     </w:p>
     <w:p>
@@ -96,7 +86,20 @@
         <w:pStyle w:val="Heading2"/>
       </w:pPr>
       <w:r>
-        <w:t>Planned for the coming period</w:t>
+        <w:t>The work ahead</w:t>
+      </w:r>
+    </w:p>
+    <w:p>
+      <w:r>
+        <w:t>Over the coming weeks the team moves from describing the current model to designing its replacement. In practice that means setting out two or three options for how service could be delivered, testing each against the reconciled baseline and the comparison set, and bringing them to the leadership as choices to weigh rather than as a single answer handed down. Jason Torres will hold the standing check-ins through this phase, and I will keep the shared engagement file current so that any figure behind an option can be traced back to where it came from.</w:t>
+      </w:r>
+    </w:p>
+    <w:p>
+      <w:pPr>
+        <w:pStyle w:val="Heading2"/>
+      </w:pPr>
+      <w:r>
+        <w:t>Risks and watch items</w:t>
       </w:r>
     </w:p>
     <w:p>
@@ -104,7 +107,7 @@
         <w:pStyle w:val="ListBullet"/>
       </w:pPr>
       <w:r>
-        <w:t>Complete the draft design for the two priority handoffs and quantify, from the agreed baseline, the time and cost it would remove.</w:t>
+        <w:t>A small number of customer commitments constrain how quickly parts of the process can change. The design will separate the moves available in the near term from those that depend on those commitments running their course, so the client can begin where it is able.</w:t>
       </w:r>
     </w:p>
     <w:p>
@@ -112,73 +115,12 @@
         <w:pStyle w:val="ListBullet"/>
       </w:pPr>
       <w:r>
-        <w:t>Test the draft against your service commitments and against the year-end seasonal peak.</w:t>
-      </w:r>
-    </w:p>
-    <w:p>
-      <w:pPr>
-        <w:pStyle w:val="ListBullet"/>
-      </w:pPr>
-      <w:r>
-        <w:t>Review the draft with the client managers who run the affected stages, and revise it against their input.</w:t>
-      </w:r>
-    </w:p>
-    <w:p>
-      <w:pPr>
-        <w:pStyle w:val="ListBullet"/>
-      </w:pPr>
-      <w:r>
-        <w:t>Begin outlining the transition: the sequence, effort, and risk of moving to the revised model.</w:t>
-      </w:r>
-    </w:p>
-    <w:p>
-      <w:pPr>
-        <w:pStyle w:val="Heading2"/>
-      </w:pPr>
-      <w:r>
-        <w:t>What the coming period asks of your team</w:t>
+        <w:t>Two of the delivery managers whose input the design depends on have limited availability over the coming weeks. Scheduling their sessions early is the surest way to keep the design phase from slipping.</w:t>
       </w:r>
     </w:p>
     <w:p>
       <w:r>
-        <w:t>The design phase leans more on your managers than the diagnostic did. We will need the managers who own the two affected stages to review the draft design and to be candid about what would and would not work in practice, and we will need a decision from your leadership on how far the redesign should reach beyond the two priority handoffs. Neither is a large time commitment, but both sit on the critical path, and a delay in either will push the schedule rather than compress the work.</w:t>
-      </w:r>
-    </w:p>
-    <w:p>
-      <w:pPr>
-        <w:pStyle w:val="Heading2"/>
-      </w:pPr>
-      <w:r>
-        <w:t>Risks and open items</w:t>
-      </w:r>
-    </w:p>
-    <w:p>
-      <w:pPr>
-        <w:pStyle w:val="ListBullet"/>
-      </w:pPr>
-      <w:r>
-        <w:t>Seasonal data. The year-end volumes arrived late and cover a single peak quarter rather than a full cycle. We are testing the design against that peak explicitly, and we note the single-cycle coverage as a limitation to be aware of rather than a problem that blocks the work.</w:t>
-      </w:r>
-    </w:p>
-    <w:p>
-      <w:pPr>
-        <w:pStyle w:val="ListBullet"/>
-      </w:pPr>
-      <w:r>
-        <w:t>Change readiness. The redesign will ask two teams to work differently at the handoffs between them. A design can be sound and still stall if the teams are not brought along, and that part is a shared responsibility between us and your managers.</w:t>
-      </w:r>
-    </w:p>
-    <w:p>
-      <w:pPr>
-        <w:pStyle w:val="ListBullet"/>
-      </w:pPr>
-      <w:r>
-        <w:t>Scope discipline. As the design takes shape there will be pressure to widen it to stages that are already running well. We will flag each such request, but holding the scope where the value is concentrated remains a decision for your leadership as much as for us.</w:t>
-      </w:r>
-    </w:p>
-    <w:p>
-      <w:r>
-        <w:t>We are glad to review any of this in more detail at your convenience. The next formal touchpoint is the working session at which the draft design will be presented.</w:t>
+        <w:t>The single thing that would most help from the client's side in the next two weeks is confirmed time with those two delivery managers; with that on the calendar, the design phase can proceed on its current timeline.</w:t>
       </w:r>
     </w:p>
     <w:sectPr>
